--- a/docassemble/AppealsEntryForm/data/templates/appeals_entry_form_next_steps.docx
+++ b/docassemble/AppealsEntryForm/data/templates/appeals_entry_form_next_steps.docx
@@ -34,6 +34,12 @@
               <w:rPr>
                 <w:color w:val="FFFFFF" w:themeColor="background1"/>
               </w:rPr>
+              <w:t xml:space="preserve">Civil </w:t>
+            </w:r>
+            <w:r>
+              <w:rPr>
+                <w:color w:val="FFFFFF" w:themeColor="background1"/>
+              </w:rPr>
               <w:t>Appeal Entry Form</w:t>
             </w:r>
           </w:p>
@@ -415,106 +421,106 @@
           <w:sz w:val="19"/>
           <w:szCs w:val="19"/>
         </w:rPr>
-        <w:t>What happens after I file my appeal?</w:t>
+        <w:t>What happens after I file my</w:t>
+      </w:r>
+      <w:r>
+        <w:rPr>
+          <w:sz w:val="19"/>
+          <w:szCs w:val="19"/>
+        </w:rPr>
+        <w:t xml:space="preserve"> Civil</w:t>
+      </w:r>
+      <w:r>
+        <w:rPr>
+          <w:sz w:val="19"/>
+          <w:szCs w:val="19"/>
+        </w:rPr>
+        <w:t xml:space="preserve"> </w:t>
+      </w:r>
+      <w:r>
+        <w:rPr>
+          <w:sz w:val="19"/>
+          <w:szCs w:val="19"/>
+        </w:rPr>
+        <w:t>A</w:t>
+      </w:r>
+      <w:r>
+        <w:rPr>
+          <w:sz w:val="19"/>
+          <w:szCs w:val="19"/>
+        </w:rPr>
+        <w:t>ppeal</w:t>
+      </w:r>
+      <w:r>
+        <w:rPr>
+          <w:sz w:val="19"/>
+          <w:szCs w:val="19"/>
+        </w:rPr>
+        <w:t xml:space="preserve"> Entry Form</w:t>
+      </w:r>
+      <w:r>
+        <w:rPr>
+          <w:sz w:val="19"/>
+          <w:szCs w:val="19"/>
+        </w:rPr>
+        <w:t>?</w:t>
       </w:r>
     </w:p>
     <w:p>
-      <w:pPr>
-        <w:rPr>
-          <w:sz w:val="19"/>
-          <w:szCs w:val="19"/>
-        </w:rPr>
-      </w:pPr>
-      <w:r>
-        <w:rPr>
-          <w:sz w:val="19"/>
-          <w:szCs w:val="19"/>
-        </w:rPr>
-        <w:t>The judge reads your appeal and the record appendix. They may decide based just on your papers, or they may schedule a hearing.</w:t>
+      <w:bookmarkStart w:id="2" w:name="_7jbtnvplu76"/>
+      <w:bookmarkEnd w:id="2"/>
+      <w:r>
+        <w:t xml:space="preserve">After you </w:t>
+      </w:r>
+      <w:proofErr w:type="gramStart"/>
+      <w:r>
+        <w:t>submit</w:t>
+      </w:r>
+      <w:proofErr w:type="gramEnd"/>
+      <w:r>
+        <w:t xml:space="preserve"> your civil appeal entry form and either a filing fee or a motion to waive the filing fee supported by an affidavit of indigency, the Appeals Court will docket your appeal and assign it a new Appeals Court docket number.  You will receive a notice of entry of the appeal from the Appeals Court explaining the next steps.</w:t>
       </w:r>
     </w:p>
     <w:p>
-      <w:pPr>
-        <w:pStyle w:val="Heading2"/>
-        <w:rPr>
-          <w:sz w:val="19"/>
-          <w:szCs w:val="19"/>
-        </w:rPr>
-      </w:pPr>
-      <w:bookmarkStart w:id="2" w:name="_7jbtnvplu76"/>
-      <w:bookmarkEnd w:id="2"/>
-      <w:r>
-        <w:rPr>
-          <w:sz w:val="19"/>
-          <w:szCs w:val="19"/>
-        </w:rPr>
-        <w:t>What happens if the judge grants my request for an appeal?</w:t>
-      </w:r>
-    </w:p>
-    <w:p>
-      <w:pPr>
-        <w:rPr>
-          <w:sz w:val="19"/>
-          <w:szCs w:val="19"/>
-        </w:rPr>
-      </w:pPr>
-      <w:r>
-        <w:rPr>
-          <w:sz w:val="19"/>
-          <w:szCs w:val="19"/>
-        </w:rPr>
-        <w:t>If the judge decides to grant your appea</w:t>
-      </w:r>
-      <w:r>
-        <w:rPr>
-          <w:sz w:val="19"/>
-          <w:szCs w:val="19"/>
-        </w:rPr>
-        <w:t>l</w:t>
-      </w:r>
-      <w:r>
-        <w:rPr>
-          <w:sz w:val="19"/>
-          <w:szCs w:val="19"/>
-        </w:rPr>
-        <w:t>:</w:t>
-      </w:r>
-    </w:p>
-    <w:p>
-      <w:pPr>
+      <w:r>
+        <w:t xml:space="preserve">You will </w:t>
+      </w:r>
+      <w:proofErr w:type="gramStart"/>
+      <w:r>
+        <w:t>be responsible for</w:t>
+      </w:r>
+      <w:proofErr w:type="gramEnd"/>
+      <w:r>
+        <w:t xml:space="preserve"> filing a civil docketing statement </w:t>
+      </w:r>
+      <w:r>
         <w:rPr>
           <w:b/>
-          <w:sz w:val="19"/>
-          <w:szCs w:val="19"/>
-        </w:rPr>
-      </w:pPr>
-    </w:p>
-    <w:p>
-      <w:pPr>
-        <w:rPr>
-          <w:sz w:val="19"/>
-          <w:szCs w:val="19"/>
-        </w:rPr>
-      </w:pPr>
+          <w:bCs/>
+        </w:rPr>
+        <w:t>within 14 days</w:t>
+      </w:r>
+      <w:r>
+        <w:t xml:space="preserve"> of entry of the appeal.  You will also </w:t>
+      </w:r>
+      <w:proofErr w:type="gramStart"/>
+      <w:r>
+        <w:t>be responsible for</w:t>
+      </w:r>
+      <w:proofErr w:type="gramEnd"/>
+      <w:r>
+        <w:t xml:space="preserve"> filing an appellant's brief and record appendix </w:t>
+      </w:r>
       <w:r>
         <w:rPr>
           <w:b/>
-          <w:sz w:val="19"/>
-          <w:szCs w:val="19"/>
-        </w:rPr>
-        <w:t xml:space="preserve">Read </w:t>
-      </w:r>
-      <w:r>
-        <w:rPr>
-          <w:sz w:val="19"/>
-          <w:szCs w:val="19"/>
-        </w:rPr>
-        <w:t>the decision as soon as you get it. Call the court to fix any mistakes. You may need to go back in front of the judge to get the decision corrected.</w:t>
-      </w:r>
-      <w:bookmarkStart w:id="3" w:name="_wjzvjugefec1"/>
-      <w:bookmarkStart w:id="4" w:name="_jpvqkqfibwqh"/>
-      <w:bookmarkEnd w:id="3"/>
-      <w:bookmarkEnd w:id="4"/>
+          <w:bCs/>
+        </w:rPr>
+        <w:t>within 40 days</w:t>
+      </w:r>
+      <w:r>
+        <w:t xml:space="preserve"> of entry of the appeal.  </w:t>
+      </w:r>
     </w:p>
     <w:p>
       <w:pPr>
@@ -555,7 +561,21 @@
           <w:sz w:val="19"/>
           <w:szCs w:val="19"/>
         </w:rPr>
-        <w:t xml:space="preserve">General information about filing and Entry of Appeal: </w:t>
+        <w:t xml:space="preserve">General information about filing and </w:t>
+      </w:r>
+      <w:r>
+        <w:rPr>
+          <w:sz w:val="19"/>
+          <w:szCs w:val="19"/>
+        </w:rPr>
+        <w:t>Civil Appeal Entry Form</w:t>
+      </w:r>
+      <w:r>
+        <w:rPr>
+          <w:sz w:val="19"/>
+          <w:szCs w:val="19"/>
+        </w:rPr>
+        <w:t xml:space="preserve">: </w:t>
       </w:r>
       <w:hyperlink r:id="rId13" w:history="1">
         <w:r>
@@ -582,30 +602,14 @@
         </w:rPr>
         <w:t xml:space="preserve">Learn more about filing fees here: </w:t>
       </w:r>
-      <w:hyperlink r:id="rId14" w:history="1">
+      <w:hyperlink r:id="rId14" w:anchor="-payment-and-waiver-of-efilema.com-fees-" w:history="1">
         <w:r>
           <w:rPr>
             <w:rStyle w:val="Hyperlink"/>
             <w:sz w:val="19"/>
             <w:szCs w:val="19"/>
           </w:rPr>
-          <w:t>https://www.mass.gov/guides/electronic-filing-at-the-appeals-court#-payment-and-wai</w:t>
-        </w:r>
-        <w:r>
-          <w:rPr>
-            <w:rStyle w:val="Hyperlink"/>
-            <w:sz w:val="19"/>
-            <w:szCs w:val="19"/>
-          </w:rPr>
-          <w:t>v</w:t>
-        </w:r>
-        <w:r>
-          <w:rPr>
-            <w:rStyle w:val="Hyperlink"/>
-            <w:sz w:val="19"/>
-            <w:szCs w:val="19"/>
-          </w:rPr>
-          <w:t>er-of-efilema.com-fees-</w:t>
+          <w:t>https://www.mass.gov/guides/electronic-filing-at-the-appeals-court#-payment-and-waiver-of-efilema.com-fees-</w:t>
         </w:r>
       </w:hyperlink>
     </w:p>
@@ -616,6 +620,8 @@
     <w:p/>
     <w:p/>
     <w:p/>
+    <w:p/>
+    <w:p/>
     <w:p>
       <w:pPr>
         <w:pStyle w:val="Heading2"/>
@@ -983,14 +989,7 @@
           <w:sz w:val="19"/>
           <w:szCs w:val="19"/>
         </w:rPr>
-        <w:t xml:space="preserve">How </w:t>
-      </w:r>
-      <w:r>
-        <w:rPr>
-          <w:sz w:val="19"/>
-          <w:szCs w:val="19"/>
-        </w:rPr>
-        <w:t xml:space="preserve">do I </w:t>
+        <w:t xml:space="preserve">How do I </w:t>
       </w:r>
       <w:r>
         <w:rPr>
@@ -1294,7 +1293,7 @@
         </w:rPr>
         <w:fldChar w:fldCharType="begin"/>
       </w:r>
-      <w:ins w:id="5" w:author="Lynch, Kathryn" w:date="2025-11-20T13:49:00Z" w16du:dateUtc="2025-11-20T18:49:00Z">
+      <w:ins w:id="3" w:author="Lynch, Kathryn" w:date="2025-11-20T13:49:00Z" w16du:dateUtc="2025-11-20T18:49:00Z">
         <w:r>
           <w:rPr>
             <w:sz w:val="19"/>
@@ -1312,7 +1311,7 @@
         </w:rPr>
         <w:instrText>https://www.mass.gov/doc/motion-to-waive-entry-fee/download</w:instrText>
       </w:r>
-      <w:ins w:id="6" w:author="Lynch, Kathryn" w:date="2025-11-20T13:49:00Z" w16du:dateUtc="2025-11-20T18:49:00Z">
+      <w:ins w:id="4" w:author="Lynch, Kathryn" w:date="2025-11-20T13:49:00Z" w16du:dateUtc="2025-11-20T18:49:00Z">
         <w:r>
           <w:rPr>
             <w:sz w:val="19"/>
@@ -1322,6 +1321,13 @@
           <w:instrText>"</w:instrText>
         </w:r>
       </w:ins>
+      <w:r>
+        <w:rPr>
+          <w:sz w:val="19"/>
+          <w:szCs w:val="19"/>
+          <w:lang w:val="en-US"/>
+        </w:rPr>
+      </w:r>
       <w:r>
         <w:rPr>
           <w:sz w:val="19"/>
@@ -1825,15 +1831,7 @@
           <w:szCs w:val="19"/>
           <w:lang w:val="en-US"/>
         </w:rPr>
-        <w:t>the Civil Appeals Entry Form</w:t>
-      </w:r>
-      <w:r>
-        <w:rPr>
-          <w:sz w:val="19"/>
-          <w:szCs w:val="19"/>
-          <w:lang w:val="en-US"/>
-        </w:rPr>
-        <w:t xml:space="preserve">. </w:t>
+        <w:t xml:space="preserve">the Civil Appeals Entry Form. </w:t>
       </w:r>
     </w:p>
     <w:p>
@@ -3979,6 +3977,7 @@
   <w:style w:type="character" w:default="1" w:styleId="DefaultParagraphFont">
     <w:name w:val="Default Paragraph Font"/>
     <w:uiPriority w:val="1"/>
+    <w:semiHidden/>
     <w:unhideWhenUsed/>
   </w:style>
   <w:style w:type="table" w:default="1" w:styleId="TableNormal">

--- a/docassemble/AppealsEntryForm/data/templates/appeals_entry_form_next_steps.docx
+++ b/docassemble/AppealsEntryForm/data/templates/appeals_entry_form_next_steps.docx
@@ -1133,6 +1133,15 @@
       </w:r>
       <w:r>
         <w:rPr>
+          <w:rFonts w:ascii="MS Gothic" w:eastAsia="MS Gothic" w:hAnsi="MS Gothic" w:cs="MS Gothic"/>
+          <w:sz w:val="19"/>
+          <w:szCs w:val="19"/>
+          <w:lang w:val="en-US"/>
+        </w:rPr>
+        <w:t xml:space="preserve"> </w:t>
+      </w:r>
+      <w:r>
+        <w:rPr>
           <w:sz w:val="19"/>
           <w:szCs w:val="19"/>
           <w:lang w:val="en-US"/>
@@ -1207,6 +1216,15 @@
         </w:rPr>
         <w:t>  </w:t>
+      </w:r>
+      <w:r>
+        <w:rPr>
+          <w:rFonts w:ascii="MS Gothic" w:eastAsia="MS Gothic" w:hAnsi="MS Gothic" w:cs="MS Gothic"/>
+          <w:sz w:val="19"/>
+          <w:szCs w:val="19"/>
+          <w:lang w:val="en-US"/>
+        </w:rPr>
+        <w:t xml:space="preserve"> </w:t>
       </w:r>
       <w:r>
         <w:rPr>
@@ -1527,6 +1545,7 @@
           <w:ilvl w:val="0"/>
           <w:numId w:val="13"/>
         </w:numPr>
+        <w:spacing w:after="0"/>
         <w:rPr>
           <w:sz w:val="19"/>
           <w:szCs w:val="19"/>
@@ -1543,16 +1562,17 @@
         </w:rPr>
         <w:t>Upload the affidavit of indigency.</w:t>
       </w:r>
-      <w:r>
-        <w:rPr>
-          <w:rFonts w:ascii="MS Gothic" w:eastAsia="MS Gothic" w:hAnsi="MS Gothic" w:cs="MS Gothic" w:hint="eastAsia"/>
-          <w:sz w:val="19"/>
-          <w:szCs w:val="19"/>
-          <w:lang w:val="en-US"/>
-        </w:rPr>
-        <w:t> -</w:t>
-      </w:r>
+    </w:p>
+    <w:p>
+      <w:pPr>
+        <w:spacing w:after="0"/>
+        <w:ind w:left="720"/>
+        <w:rPr>
+          <w:sz w:val="19"/>
+          <w:szCs w:val="19"/>
+          <w:lang w:val="en-US"/>
+        </w:rPr>
+      </w:pPr>
       <w:r>
         <w:rPr>
           <w:rFonts w:eastAsia="MS Gothic" w:cstheme="minorHAnsi"/>
@@ -1597,7 +1617,7 @@
           <w:szCs w:val="19"/>
           <w:lang w:val="en-US"/>
         </w:rPr>
-        <w:t xml:space="preserve"> Click </w:t>
+        <w:t xml:space="preserve">Click </w:t>
       </w:r>
       <w:r>
         <w:rPr>

--- a/docassemble/AppealsEntryForm/data/templates/appeals_entry_form_next_steps.docx
+++ b/docassemble/AppealsEntryForm/data/templates/appeals_entry_form_next_steps.docx
@@ -666,7 +666,7 @@
       <w:rFonts w:asciiTheme="majorHAnsi" w:eastAsiaTheme="majorEastAsia" w:hAnsiTheme="majorHAnsi" w:cstheme="majorBidi"/>
       <w:b/>
       <w:bCs/>
-      <w:color w:val="365F91" w:themeColor="accent1" w:themeShade="BF"/>
+      <w:color w:val="17406D"/>
       <w:sz w:val="28"/>
       <w:szCs w:val="28"/>
     </w:rPr>
@@ -690,7 +690,7 @@
       <w:rFonts w:asciiTheme="majorHAnsi" w:eastAsiaTheme="majorEastAsia" w:hAnsiTheme="majorHAnsi" w:cstheme="majorBidi"/>
       <w:b/>
       <w:bCs/>
-      <w:color w:val="4F81BD" w:themeColor="accent1"/>
+      <w:color w:val="17406D"/>
       <w:sz w:val="26"/>
       <w:szCs w:val="26"/>
     </w:rPr>
@@ -714,7 +714,7 @@
       <w:rFonts w:asciiTheme="majorHAnsi" w:eastAsiaTheme="majorEastAsia" w:hAnsiTheme="majorHAnsi" w:cstheme="majorBidi"/>
       <w:b/>
       <w:bCs/>
-      <w:color w:val="4F81BD" w:themeColor="accent1"/>
+      <w:color w:val="17406D"/>
     </w:rPr>
   </w:style>
   <w:style w:type="paragraph" w:styleId="Heading4">
@@ -739,7 +739,7 @@
       <w:bCs/>
       <w:i/>
       <w:iCs/>
-      <w:color w:val="4F81BD" w:themeColor="accent1"/>
+      <w:color w:val="17406D"/>
     </w:rPr>
   </w:style>
   <w:style w:type="paragraph" w:styleId="Heading5">
@@ -950,13 +950,20 @@
       </w:pBdr>
       <w:spacing w:after="300" w:line="240" w:lineRule="auto"/>
       <w:contextualSpacing/>
+      <w:jc w:val="center"/>
+      <w:shd w:val="clear" w:color="auto" w:fill="17406D"/>
+      <w:pBdr>
+        <w:top w:val="single" w:sz="48" w:space="1" w:color="17406D"/>
+        <w:bottom w:val="single" w:sz="48" w:space="1" w:color="17406D"/>
+      </w:pBdr>
     </w:pPr>
     <w:rPr>
       <w:rFonts w:asciiTheme="majorHAnsi" w:eastAsiaTheme="majorEastAsia" w:hAnsiTheme="majorHAnsi" w:cstheme="majorBidi"/>
-      <w:color w:val="17365D" w:themeColor="text2" w:themeShade="BF"/>
+      <w:b/>
+      <w:color w:val="FFFFFF"/>
       <w:spacing w:val="5"/>
       <w:kern w:val="28"/>
-      <w:sz w:val="52"/>
+      <w:sz w:val="36"/>
       <w:szCs w:val="52"/>
     </w:rPr>
   </w:style>
